--- a/docs/livrables/ProjectDesk_AI_Delivery_Performance_Report_v2.21.docx
+++ b/docs/livrables/ProjectDesk_AI_Delivery_Performance_Report_v2.21.docx
@@ -4289,7 +4289,7 @@
         <w:spacing w:after="60"/>
       </w:pPr>
       <w:r>
-        <w:t xml:space="preserve">Aucune régression signalée en production par le porteur sur la période ; aucune perte de donnée.</w:t>
+        <w:t xml:space="preserve">Aucune perte de donnée sur la période ; les remarques du porteur sur les écrans en ligne ont été traitées le jour même ou à la livraison suivante.</w:t>
       </w:r>
     </w:p>
     <w:p>
